--- a/deliverables/aio-fusion-qa-v1.5/AIO-Fusion-Master-QA-v1.5-OWNER-APPROVAL-DRAFT.docx
+++ b/deliverables/aio-fusion-qa-v1.5/AIO-Fusion-Master-QA-v1.5-OWNER-APPROVAL-DRAFT.docx
@@ -17,7 +17,7 @@
         <w:pStyle w:val="Subtitle"/>
       </w:pPr>
       <w:r>
-        <w:t>Sales-ready copy | Draft for owner approval</w:t>
+        <w:t>Owner-approved sales draft | Not authorised for release</w:t>
       </w:r>
     </w:p>
     <w:p>
@@ -32,7 +32,7 @@
     </w:p>
     <w:p>
       <w:r>
-        <w:t>Commercial terms and dated beta arrangements are preserved from the supplied v1.4 and remain subject to confirmation. Where a factual answer is not yet established, the draft says so rather than filling the gap.</w:t>
+        <w:t>Spencer Gallagher approved the qualified pricing, beta, measurement and live-feature wording on 18 September 2026. Procurement wording was not approved, so that section retains explicit limitations. Where a factual answer is not established, the draft says so rather than filling the gap. Publishing or sending this document has not been authorised.</w:t>
       </w:r>
     </w:p>
     <w:p>
@@ -214,12 +214,12 @@
     </w:p>
     <w:p>
       <w:r>
-        <w:t>The indicative beta pricing is £4,000 a year for In-House, including one Premium project, and £5,000 a year for Agency, including three Premium projects. Quarterly billing has a higher annual total: £4,600 for In-House and £5,750 for Agency. All prices exclude VAT.</w:t>
+        <w:t>The owner-approved indicative beta pricing is £4,000 a year for In-House, including one Premium project, and £5,000 a year for Agency, including three Premium projects. Quarterly billing has a higher annual total: £4,600 for In-House and £5,750 for Agency. All prices exclude VAT.</w:t>
       </w:r>
     </w:p>
     <w:p>
       <w:r>
-        <w:t>Additional projects are £500, £650 or £800 per project per year, depending on the monthly action allowance. Section 9 sets out the supplied terms in full. Prices, inclusions and beta terms remain subject to owner confirmation and the agreed order.</w:t>
+        <w:t>Additional projects are £500, £650 or £800 per project per year, depending on the monthly action allowance. Section 9 sets out the approved figures in full. Action-counting rules, support commitments and the agreed order still apply.</w:t>
       </w:r>
     </w:p>
     <w:p>
@@ -1287,12 +1287,17 @@
     </w:p>
     <w:p>
       <w:r>
-        <w:t>The proposed beta offer is a two-month free trial in exchange for structured feedback, followed by a 30% reduction on the first year. The supplied schedule opens on 5 October 2026 and runs to December 2026, with webinars and how-to guides from early October.</w:t>
+        <w:t>The owner-approved beta offer is a 60-day free trial in exchange for structured feedback. The programme opens on 5 October 2026 and runs to December 2026, with webinars and how-to guides from early October.</w:t>
       </w:r>
     </w:p>
     <w:p>
       <w:r>
-        <w:t>These dates, eligibility and discount terms require owner confirmation. The source expresses an expectation that participants continue afterwards; any renewal, payment, cancellation or conversion obligation must be set out in the agreed trial terms rather than inferred from that expectation.</w:t>
+        <w:t>After the trial, customers who proceed pay each scheduled bill in full. During the first 12 months, 30% of each payment is refunded to the customer's payment method. Quarterly payments receive quarterly refunds; annual payments receive an annual refund.</w:t>
+      </w:r>
+    </w:p>
+    <w:p>
+      <w:r>
+        <w:t>Eligibility, when the 60-day period starts, refund processing time, tax treatment, treatment of additional projects, cancellation and renewal terms must be confirmed in the agreed trial and order terms. There is no automatic-conversion commitment in this Q&amp;A.</w:t>
       </w:r>
     </w:p>
     <w:p>
@@ -1305,7 +1310,7 @@
     </w:p>
     <w:p>
       <w:r>
-        <w:t>The following are the supplied indicative beta terms, subject to owner confirmation and the agreed order. All prices exclude VAT. Subscriptions are annual; payments are handled through Stripe. Monthly figures are rounded equivalents from the source, not a monthly subscription option.</w:t>
+        <w:t>The following indicative beta figures were approved by Spencer Gallagher on 18 September 2026 and match the published pricing page checked on that date. All prices exclude VAT. Subscriptions are annual; payments are handled through Stripe. Monthly figures are rounded equivalents, not a monthly subscription option. The agreed order controls the final terms.</w:t>
       </w:r>
     </w:p>
     <w:tbl>
@@ -1575,7 +1580,7 @@
     </w:p>
     <w:p>
       <w:r>
-        <w:t>In-House includes email support. Agency adds multi-client working, an agency dashboard, client sub-accounts and reporting, and priority email and chat support. Confirm the current scope of each module, support arrangements and any additional charges in the order. Proposed features are not included as current capabilities merely because the plan includes the standard platform.</w:t>
+        <w:t>In-House includes email support. Agency adds multi-client working, an agency dashboard, client sub-accounts and reporting, and priority email and chat support. Confirm support arrangements and any additional charges in the order. Proposed features are not included as current capabilities merely because the plan includes the standard platform.</w:t>
       </w:r>
     </w:p>
     <w:p>
@@ -2020,7 +2025,7 @@
       <w:rPr>
         <w:sz w:val="16"/>
       </w:rPr>
-      <w:t>DRAFT FOR OWNER APPROVAL - NOT APPROVED FOR RELEASE</w:t>
+      <w:t>OWNER-APPROVED SALES DRAFT - RELEASE NOT AUTHORISED</w:t>
     </w:r>
     <w:r>
       <w:rPr>
